--- a/Homework01-王林琛-SA25008198.docx
+++ b/Homework01-王林琛-SA25008198.docx
@@ -122,280 +122,277 @@
     </w:p>
     <w:p>
       <w:pPr>
-        <w:ind w:firstLineChars="0" w:firstLine="0"/>
-      </w:pPr>
-      <w:r>
-        <w:rPr>
-          <w:rFonts w:hint="eastAsia"/>
-        </w:rPr>
-        <w:t>“假说</w:t>
-      </w:r>
-      <w:r>
-        <w:rPr>
-          <w:rFonts w:hint="eastAsia"/>
-        </w:rPr>
-        <w:t>-</w:t>
-      </w:r>
-      <w:r>
-        <w:rPr>
-          <w:rFonts w:hint="eastAsia"/>
-        </w:rPr>
-        <w:t>验证”范式的逻辑是</w:t>
-      </w:r>
-      <w:r>
-        <w:rPr>
-          <w:rFonts w:hint="eastAsia"/>
-        </w:rPr>
-        <w:t>：</w:t>
-      </w:r>
-      <w:proofErr w:type="gramStart"/>
-      <w:r>
-        <w:rPr>
-          <w:rFonts w:hint="eastAsia"/>
-        </w:rPr>
-        <w:t>先针对</w:t>
-      </w:r>
-      <w:proofErr w:type="gramEnd"/>
-      <w:r>
-        <w:rPr>
-          <w:rFonts w:hint="eastAsia"/>
-        </w:rPr>
-        <w:t>科学问题构思一个假说，</w:t>
-      </w:r>
-      <w:r>
-        <w:rPr>
-          <w:rFonts w:hint="eastAsia"/>
-        </w:rPr>
-        <w:t>即</w:t>
-      </w:r>
-      <w:r>
-        <w:rPr>
-          <w:rFonts w:hint="eastAsia"/>
-        </w:rPr>
-        <w:t>界定有关变量，并假设变量之间存在因果关系，然后根据假说，推演可验证的预言，再设计实验，收集数据，验证预言，最后依据验证结果，拒绝或接受假说，</w:t>
-      </w:r>
-      <w:r>
-        <w:rPr>
-          <w:rFonts w:hint="eastAsia"/>
-        </w:rPr>
-        <w:t>但在生态学中，这种范式面临一些重要困境</w:t>
-      </w:r>
-      <w:r>
-        <w:rPr>
-          <w:rFonts w:hint="eastAsia"/>
-        </w:rPr>
-        <w:t>：</w:t>
+        <w:pStyle w:val="a9"/>
+        <w:ind w:left="360" w:firstLineChars="0" w:firstLine="0"/>
+        <w:rPr>
+          <w:rFonts w:hint="eastAsia"/>
+        </w:rPr>
+      </w:pPr>
+      <w:r>
+        <w:rPr>
+          <w:rFonts w:hint="eastAsia"/>
+        </w:rPr>
+        <w:t>①与物理、化学等学科不同，生态学问题的答案不是简单的“是”或“不是”，通过</w:t>
+      </w:r>
+      <w:r>
+        <w:rPr>
+          <w:rFonts w:hint="eastAsia"/>
+        </w:rPr>
+        <w:t>H0</w:t>
+      </w:r>
+      <w:r>
+        <w:rPr>
+          <w:rFonts w:hint="eastAsia"/>
+        </w:rPr>
+        <w:t>显著性检验来验证生态学假说并不严谨。例如，检验群落中竞争的作用，不是通过一个简单实验就可证伪的，因为群落中同时存在竞争、捕食和寄生、干扰等多因素作用。在生态学上构建单一主导因子的</w:t>
+      </w:r>
+      <w:r>
+        <w:rPr>
+          <w:rFonts w:hint="eastAsia"/>
+        </w:rPr>
+        <w:t>H0</w:t>
+      </w:r>
+      <w:r>
+        <w:rPr>
+          <w:rFonts w:hint="eastAsia"/>
+        </w:rPr>
+        <w:t>是很难的。</w:t>
+      </w:r>
+      <w:r>
+        <w:rPr>
+          <w:rFonts w:hint="eastAsia"/>
+        </w:rPr>
+        <w:t>Kristin Shrader-Frechette</w:t>
+      </w:r>
+      <w:r>
+        <w:rPr>
+          <w:rFonts w:hint="eastAsia"/>
+        </w:rPr>
+        <w:t>等认为不能确定</w:t>
+      </w:r>
+      <w:r>
+        <w:rPr>
+          <w:rFonts w:hint="eastAsia"/>
+        </w:rPr>
+        <w:t>H0</w:t>
+      </w:r>
+      <w:r>
+        <w:rPr>
+          <w:rFonts w:hint="eastAsia"/>
+        </w:rPr>
+        <w:t>的初始条件，</w:t>
+      </w:r>
+      <w:r>
+        <w:rPr>
+          <w:rFonts w:hint="eastAsia"/>
+        </w:rPr>
+        <w:t>Aaron Ellison</w:t>
+      </w:r>
+      <w:r>
+        <w:rPr>
+          <w:rFonts w:hint="eastAsia"/>
+        </w:rPr>
+        <w:t>甚至认为生态学中很少存在</w:t>
+      </w:r>
+      <w:r>
+        <w:rPr>
+          <w:rFonts w:hint="eastAsia"/>
+        </w:rPr>
+        <w:t>H0</w:t>
+      </w:r>
+      <w:r>
+        <w:rPr>
+          <w:rFonts w:hint="eastAsia"/>
+        </w:rPr>
+        <w:t>。</w:t>
       </w:r>
     </w:p>
     <w:p>
       <w:pPr>
-        <w:ind w:firstLine="420"/>
-        <w:rPr>
-          <w:rFonts w:hint="eastAsia"/>
-        </w:rPr>
-      </w:pPr>
-      <w:r>
-        <w:rPr>
-          <w:rFonts w:hint="eastAsia"/>
-        </w:rPr>
-        <w:t>（</w:t>
-      </w:r>
-      <w:r>
-        <w:rPr>
-          <w:rFonts w:hint="eastAsia"/>
-        </w:rPr>
-        <w:t>1</w:t>
-      </w:r>
-      <w:r>
-        <w:rPr>
-          <w:rFonts w:hint="eastAsia"/>
-        </w:rPr>
-        <w:t>）生态系统复杂，难以提出单一因子假说</w:t>
+        <w:pStyle w:val="a9"/>
+        <w:ind w:left="360" w:firstLineChars="0" w:firstLine="0"/>
+        <w:rPr>
+          <w:rFonts w:hint="eastAsia"/>
+        </w:rPr>
+      </w:pPr>
+      <w:r>
+        <w:rPr>
+          <w:rFonts w:hint="eastAsia"/>
+        </w:rPr>
+        <w:t>②生态过程是始终演化的，生态规律</w:t>
+      </w:r>
+      <w:r>
+        <w:rPr>
+          <w:rFonts w:hint="eastAsia"/>
+        </w:rPr>
+        <w:t>(</w:t>
+      </w:r>
+      <w:r>
+        <w:rPr>
+          <w:rFonts w:hint="eastAsia"/>
+        </w:rPr>
+        <w:t>因果关系</w:t>
+      </w:r>
+      <w:r>
+        <w:rPr>
+          <w:rFonts w:hint="eastAsia"/>
+        </w:rPr>
+        <w:t>)</w:t>
+      </w:r>
+      <w:r>
+        <w:rPr>
+          <w:rFonts w:hint="eastAsia"/>
+        </w:rPr>
+        <w:t>在不断变化。在逻辑上，生态学的所有实验验证倾向于“证实”假说</w:t>
+      </w:r>
+      <w:r>
+        <w:rPr>
+          <w:rFonts w:hint="eastAsia"/>
+        </w:rPr>
+        <w:t>(H0)</w:t>
+      </w:r>
+      <w:r>
+        <w:rPr>
+          <w:rFonts w:hint="eastAsia"/>
+        </w:rPr>
+        <w:t>成立，而不是严格的</w:t>
+      </w:r>
+      <w:r>
+        <w:rPr>
+          <w:rFonts w:hint="eastAsia"/>
+        </w:rPr>
+        <w:t>Fisher</w:t>
+      </w:r>
+      <w:r>
+        <w:rPr>
+          <w:rFonts w:hint="eastAsia"/>
+        </w:rPr>
+        <w:t>证伪结论。</w:t>
       </w:r>
     </w:p>
     <w:p>
       <w:pPr>
-        <w:ind w:firstLine="420"/>
-        <w:rPr>
-          <w:rFonts w:hint="eastAsia"/>
-        </w:rPr>
-      </w:pPr>
-      <w:r>
-        <w:rPr>
-          <w:rFonts w:hint="eastAsia"/>
-        </w:rPr>
-        <w:t>生态系统是复杂适应系统，包含多层次、多变量和非线性相互作用，因此很难像物理实验那样只控制一个变量。</w:t>
+        <w:pStyle w:val="a9"/>
+        <w:ind w:left="360" w:firstLineChars="0" w:firstLine="0"/>
+        <w:rPr>
+          <w:rFonts w:hint="eastAsia"/>
+        </w:rPr>
+      </w:pPr>
+      <w:r>
+        <w:rPr>
+          <w:rFonts w:hint="eastAsia"/>
+        </w:rPr>
+        <w:t>③假说</w:t>
+      </w:r>
+      <w:proofErr w:type="gramStart"/>
+      <w:r>
+        <w:rPr>
+          <w:rFonts w:hint="eastAsia"/>
+        </w:rPr>
+        <w:t>一</w:t>
+      </w:r>
+      <w:proofErr w:type="gramEnd"/>
+      <w:r>
+        <w:rPr>
+          <w:rFonts w:hint="eastAsia"/>
+        </w:rPr>
+        <w:t>验证范式的另一个困境是操控实验。操控实验包括正交实验设计</w:t>
+      </w:r>
+      <w:proofErr w:type="gramStart"/>
+      <w:r>
+        <w:rPr>
+          <w:rFonts w:hint="eastAsia"/>
+        </w:rPr>
+        <w:t>法与析因</w:t>
+      </w:r>
+      <w:proofErr w:type="gramEnd"/>
+      <w:r>
+        <w:rPr>
+          <w:rFonts w:hint="eastAsia"/>
+        </w:rPr>
+        <w:t>法，无论哪种实验，都遵循重复、随机化、区组化的原则。由于研究对象所处的环境是开放的，其中影响因子及相互关系难以被发现和确定。另外，在大尺度环境下，要采取严谨和一致操作才可能排除无关干扰。可是，</w:t>
+      </w:r>
+      <w:r>
+        <w:rPr>
+          <w:rFonts w:hint="eastAsia"/>
+        </w:rPr>
+        <w:t xml:space="preserve">Anja </w:t>
+      </w:r>
+      <w:proofErr w:type="spellStart"/>
+      <w:r>
+        <w:rPr>
+          <w:rFonts w:hint="eastAsia"/>
+        </w:rPr>
+        <w:t>Jaeschke</w:t>
+      </w:r>
+      <w:proofErr w:type="spellEnd"/>
+      <w:r>
+        <w:rPr>
+          <w:rFonts w:hint="eastAsia"/>
+        </w:rPr>
+        <w:t>等认为无论如何精心设计和操控，都“不可能包括所有的多样性和空间”。因此，</w:t>
+      </w:r>
+      <w:r>
+        <w:rPr>
+          <w:rFonts w:hint="eastAsia"/>
+        </w:rPr>
+        <w:t xml:space="preserve">Samuel </w:t>
+      </w:r>
+      <w:proofErr w:type="spellStart"/>
+      <w:r>
+        <w:rPr>
+          <w:rFonts w:hint="eastAsia"/>
+        </w:rPr>
+        <w:t>Scheiner</w:t>
+      </w:r>
+      <w:proofErr w:type="spellEnd"/>
+      <w:r>
+        <w:rPr>
+          <w:rFonts w:hint="eastAsia"/>
+        </w:rPr>
+        <w:t>等认为野外实验存在难以重复的困难，不能作为假说的判决性实验。</w:t>
       </w:r>
     </w:p>
     <w:p>
       <w:pPr>
-        <w:ind w:firstLine="420"/>
-        <w:rPr>
-          <w:rFonts w:hint="eastAsia"/>
-        </w:rPr>
-      </w:pPr>
-      <w:r>
-        <w:rPr>
-          <w:rFonts w:hint="eastAsia"/>
-        </w:rPr>
-        <w:t>（</w:t>
-      </w:r>
-      <w:r>
-        <w:rPr>
-          <w:rFonts w:hint="eastAsia"/>
-        </w:rPr>
-        <w:t>2</w:t>
-      </w:r>
-      <w:r>
-        <w:rPr>
-          <w:rFonts w:hint="eastAsia"/>
-        </w:rPr>
-        <w:t>）野外实验难以控制和重复</w:t>
-      </w:r>
-    </w:p>
-    <w:p>
-      <w:pPr>
-        <w:ind w:firstLine="420"/>
-        <w:rPr>
-          <w:rFonts w:hint="eastAsia"/>
-        </w:rPr>
-      </w:pPr>
-      <w:r>
-        <w:rPr>
-          <w:rFonts w:hint="eastAsia"/>
-        </w:rPr>
-        <w:t>生态学研究多在自然环境进行，存在：</w:t>
-      </w:r>
-    </w:p>
-    <w:p>
-      <w:pPr>
-        <w:ind w:firstLine="420"/>
-        <w:rPr>
-          <w:rFonts w:hint="eastAsia"/>
-        </w:rPr>
-      </w:pPr>
-      <w:r>
-        <w:rPr>
-          <w:rFonts w:hint="eastAsia"/>
-        </w:rPr>
-        <w:t>实验成本高、条件难以严格控制、实验难以重复</w:t>
-      </w:r>
-      <w:r>
-        <w:rPr>
-          <w:rFonts w:hint="eastAsia"/>
-        </w:rPr>
-        <w:t>的问题，</w:t>
-      </w:r>
-      <w:r>
-        <w:rPr>
-          <w:rFonts w:hint="eastAsia"/>
-        </w:rPr>
-        <w:t>因此难以得到严格的“判决性实验”。</w:t>
-      </w:r>
-    </w:p>
-    <w:p>
-      <w:pPr>
-        <w:ind w:firstLine="420"/>
-        <w:rPr>
-          <w:rFonts w:hint="eastAsia"/>
-        </w:rPr>
-      </w:pPr>
-      <w:r>
-        <w:rPr>
-          <w:rFonts w:hint="eastAsia"/>
-        </w:rPr>
-        <w:t>（</w:t>
-      </w:r>
-      <w:r>
-        <w:rPr>
-          <w:rFonts w:hint="eastAsia"/>
-        </w:rPr>
-        <w:t>3</w:t>
-      </w:r>
-      <w:r>
-        <w:rPr>
-          <w:rFonts w:hint="eastAsia"/>
-        </w:rPr>
-        <w:t>）数据噪声大，因果关系难以确定</w:t>
-      </w:r>
-    </w:p>
-    <w:p>
-      <w:pPr>
-        <w:ind w:firstLine="420"/>
-        <w:rPr>
-          <w:rFonts w:hint="eastAsia"/>
-        </w:rPr>
-      </w:pPr>
-      <w:r>
-        <w:rPr>
-          <w:rFonts w:hint="eastAsia"/>
-        </w:rPr>
-        <w:t>野外环境变量多且变化复杂，数据中噪声大，很难明确验证某个假说。</w:t>
-      </w:r>
-    </w:p>
-    <w:p>
-      <w:pPr>
-        <w:ind w:firstLine="420"/>
-        <w:rPr>
-          <w:rFonts w:hint="eastAsia"/>
-        </w:rPr>
-      </w:pPr>
-      <w:r>
-        <w:rPr>
-          <w:rFonts w:hint="eastAsia"/>
-        </w:rPr>
-        <w:t>（</w:t>
-      </w:r>
-      <w:r>
-        <w:rPr>
-          <w:rFonts w:hint="eastAsia"/>
-        </w:rPr>
-        <w:t>4</w:t>
-      </w:r>
-      <w:r>
-        <w:rPr>
-          <w:rFonts w:hint="eastAsia"/>
-        </w:rPr>
-        <w:t>）难以形成普适理论</w:t>
-      </w:r>
-    </w:p>
-    <w:p>
-      <w:pPr>
-        <w:ind w:firstLine="420"/>
-        <w:rPr>
-          <w:rFonts w:hint="eastAsia"/>
-        </w:rPr>
-      </w:pPr>
-      <w:r>
-        <w:rPr>
-          <w:rFonts w:hint="eastAsia"/>
-        </w:rPr>
-        <w:t>由于系统复杂和实验限制，生态学中很多研究难以建立普遍规律或可靠预测。</w:t>
-      </w:r>
-    </w:p>
-    <w:p>
-      <w:pPr>
-        <w:ind w:firstLine="420"/>
-        <w:rPr>
-          <w:rFonts w:hint="eastAsia"/>
-        </w:rPr>
-      </w:pPr>
-      <w:r>
-        <w:rPr>
-          <w:rFonts w:hint="eastAsia"/>
-        </w:rPr>
-        <w:t>总结：假说—验证范式在生态学中受到系统复杂性、实验限制、数据噪声和可重复性不足等问题的制约。</w:t>
-      </w:r>
-    </w:p>
-    <w:p>
-      <w:pPr>
         <w:pStyle w:val="a9"/>
         <w:ind w:left="360" w:firstLine="420"/>
         <w:rPr>
-          <w:rFonts w:ascii="等线" w:eastAsia="等线" w:hAnsi="等线" w:hint="eastAsia"/>
-          <w:szCs w:val="21"/>
-        </w:rPr>
-      </w:pPr>
+          <w:rFonts w:hint="eastAsia"/>
+        </w:rPr>
+      </w:pPr>
+      <w:r>
+        <w:rPr>
+          <w:rFonts w:hint="eastAsia"/>
+        </w:rPr>
+        <w:t>“假说</w:t>
+      </w:r>
+      <w:r>
+        <w:rPr>
+          <w:rFonts w:hint="eastAsia"/>
+        </w:rPr>
+        <w:t>-</w:t>
+      </w:r>
+      <w:r>
+        <w:rPr>
+          <w:rFonts w:hint="eastAsia"/>
+        </w:rPr>
+        <w:t>验证”范式是指：</w:t>
+      </w:r>
+      <w:proofErr w:type="gramStart"/>
+      <w:r>
+        <w:rPr>
+          <w:rFonts w:hint="eastAsia"/>
+        </w:rPr>
+        <w:t>先针对</w:t>
+      </w:r>
+      <w:proofErr w:type="gramEnd"/>
+      <w:r>
+        <w:rPr>
+          <w:rFonts w:hint="eastAsia"/>
+        </w:rPr>
+        <w:t>科学问题，构思一个假说，即界定有关变量，并假设变量之间存在因果关系，然后根据假说，推演可验证的预言，再设计实验，收集数据，验证预言，最后根据验证结果，拒绝或接受假说。</w:t>
+      </w:r>
     </w:p>
     <w:p>
       <w:pPr>
@@ -546,7 +543,7 @@
                     </pic:cNvPicPr>
                   </pic:nvPicPr>
                   <pic:blipFill rotWithShape="1">
-                    <a:blip r:embed="rId5" cstate="print">
+                    <a:blip r:embed="rId7" cstate="print">
                       <a:extLst>
                         <a:ext uri="{28A0092B-C50C-407E-A947-70E740481C1C}">
                           <a14:useLocalDpi xmlns:a14="http://schemas.microsoft.com/office/drawing/2010/main" val="0"/>
@@ -681,9 +678,6 @@
     <w:p>
       <w:pPr>
         <w:ind w:firstLine="420"/>
-        <w:rPr>
-          <w:rFonts w:hint="eastAsia"/>
-        </w:rPr>
       </w:pPr>
       <w:r>
         <w:rPr>
@@ -727,14 +721,7 @@
         <w:rPr>
           <w:rFonts w:hint="eastAsia"/>
         </w:rPr>
-        <w:t>验证范式主张科学发现始于科学问题，而数据科学颠覆了原来的科学发现模式，从数据出发，利用数据挖掘方法发现数据中蕴含</w:t>
-      </w:r>
-      <w:r>
-        <w:rPr>
-          <w:rFonts w:hint="eastAsia"/>
-        </w:rPr>
-        <w:lastRenderedPageBreak/>
-        <w:t>的规律性，形成了“科学始于数据”的新模式。</w:t>
+        <w:t>验证范式主张科学发现始于科学问题，而数据科学颠覆了原来的科学发现模式，从数据出发，利用数据挖掘方法发现数据中蕴含的规律性，形成了“科学始于数据”的新模式。</w:t>
       </w:r>
     </w:p>
     <w:p>
@@ -745,6 +732,7 @@
         <w:rPr>
           <w:rFonts w:hint="eastAsia"/>
         </w:rPr>
+        <w:lastRenderedPageBreak/>
         <w:t>第二，</w:t>
       </w:r>
       <w:r>
@@ -854,9 +842,6 @@
     <w:p>
       <w:pPr>
         <w:ind w:firstLine="420"/>
-        <w:rPr>
-          <w:rFonts w:hint="eastAsia"/>
-        </w:rPr>
       </w:pPr>
     </w:p>
     <w:p>
@@ -934,13 +919,7 @@
         <w:rPr>
           <w:rFonts w:asciiTheme="majorEastAsia" w:eastAsiaTheme="majorEastAsia" w:hAnsiTheme="majorEastAsia" w:hint="eastAsia"/>
         </w:rPr>
-        <w:t>“</w:t>
-      </w:r>
-      <w:r>
-        <w:rPr>
-          <w:rFonts w:asciiTheme="majorEastAsia" w:eastAsiaTheme="majorEastAsia" w:hAnsiTheme="majorEastAsia" w:hint="eastAsia"/>
-        </w:rPr>
-        <w:t>假说—验证”范式</w:t>
+        <w:t>“假说—验证”范式</w:t>
       </w:r>
       <w:r>
         <w:rPr>
@@ -1538,9 +1517,6 @@
     <w:p>
       <w:pPr>
         <w:ind w:firstLine="420"/>
-        <w:rPr>
-          <w:rFonts w:hint="eastAsia"/>
-        </w:rPr>
       </w:pPr>
     </w:p>
     <w:p>
@@ -1561,573 +1537,83 @@
         </w:numPr>
         <w:ind w:firstLineChars="0"/>
         <w:rPr>
+          <w:rFonts w:ascii="等线" w:eastAsia="等线" w:hAnsi="等线"/>
+          <w:b/>
+          <w:bCs/>
+          <w:color w:val="FF0000"/>
+          <w:szCs w:val="21"/>
+        </w:rPr>
+      </w:pPr>
+      <w:r>
+        <w:rPr>
           <w:rFonts w:ascii="等线" w:eastAsia="等线" w:hAnsi="等线" w:hint="eastAsia"/>
           <w:b/>
           <w:bCs/>
           <w:color w:val="FF0000"/>
           <w:szCs w:val="21"/>
         </w:rPr>
-      </w:pPr>
-      <w:r>
-        <w:rPr>
-          <w:rFonts w:ascii="等线" w:eastAsia="等线" w:hAnsi="等线" w:hint="eastAsia"/>
-          <w:b/>
-          <w:bCs/>
-          <w:color w:val="FF0000"/>
-          <w:szCs w:val="21"/>
-        </w:rPr>
         <w:t>什么是数据驱动的方法？与传统上哪种范式采用的方法相似？</w:t>
       </w:r>
     </w:p>
     <w:p>
       <w:pPr>
-        <w:ind w:firstLine="420"/>
-      </w:pPr>
-      <w:r>
-        <w:rPr>
-          <w:rFonts w:hint="eastAsia"/>
-        </w:rPr>
-        <w:t>（</w:t>
-      </w:r>
-      <w:r>
-        <w:rPr>
-          <w:rFonts w:hint="eastAsia"/>
-        </w:rPr>
-        <w:t>1</w:t>
-      </w:r>
-      <w:r>
-        <w:rPr>
-          <w:rFonts w:hint="eastAsia"/>
-        </w:rPr>
-        <w:t>）数据驱动方法</w:t>
+        <w:ind w:firstLineChars="0" w:firstLine="0"/>
+        <w:rPr>
+          <w:rFonts w:hint="eastAsia"/>
+        </w:rPr>
+      </w:pPr>
+      <w:r>
+        <w:rPr>
+          <w:rFonts w:hint="eastAsia"/>
+        </w:rPr>
+        <w:t>1)</w:t>
+      </w:r>
+      <w:r>
+        <w:rPr>
+          <w:rFonts w:hint="eastAsia"/>
+        </w:rPr>
+        <w:tab/>
+      </w:r>
+      <w:r>
+        <w:rPr>
+          <w:rFonts w:hint="eastAsia"/>
+        </w:rPr>
+        <w:t>数据驱动是数据科学采用的具体归纳手段和工具</w:t>
       </w:r>
     </w:p>
     <w:p>
       <w:pPr>
-        <w:ind w:firstLine="420"/>
-      </w:pPr>
-      <w:r>
-        <w:rPr>
-          <w:rFonts w:hint="eastAsia"/>
-        </w:rPr>
-        <w:t>数据驱动方法（</w:t>
-      </w:r>
-      <w:r>
-        <w:rPr>
-          <w:rFonts w:hint="eastAsia"/>
-        </w:rPr>
-        <w:t>data-driven approach</w:t>
-      </w:r>
-      <w:r>
-        <w:rPr>
-          <w:rFonts w:hint="eastAsia"/>
-        </w:rPr>
-        <w:t>）指：</w:t>
-      </w:r>
-      <w:proofErr w:type="gramStart"/>
-      <w:r>
-        <w:rPr>
-          <w:rFonts w:hint="eastAsia"/>
-        </w:rPr>
-        <w:t>不</w:t>
-      </w:r>
-      <w:proofErr w:type="gramEnd"/>
-      <w:r>
-        <w:rPr>
-          <w:rFonts w:hint="eastAsia"/>
-        </w:rPr>
-        <w:t>预先设定明确理论假设，而是通过大量数据分析，寻找变量之间的统计关系或规律。</w:t>
-      </w:r>
-    </w:p>
-    <w:p>
-      <w:pPr>
-        <w:ind w:firstLine="420"/>
-      </w:pPr>
-      <w:r>
-        <w:rPr>
-          <w:rFonts w:hint="eastAsia"/>
-        </w:rPr>
-        <w:t>常见技术包括：数据挖掘、机器学习、大数据分析，它可以从数据中发现新的模式或生成新的研究假说。</w:t>
-      </w:r>
-    </w:p>
-    <w:p>
-      <w:pPr>
-        <w:ind w:firstLine="420"/>
-      </w:pPr>
-      <w:r>
-        <w:rPr>
-          <w:rFonts w:hint="eastAsia"/>
-        </w:rPr>
-        <w:t>（</w:t>
-      </w:r>
-      <w:r>
-        <w:rPr>
-          <w:rFonts w:hint="eastAsia"/>
-        </w:rPr>
-        <w:t>2</w:t>
-      </w:r>
-      <w:r>
-        <w:rPr>
-          <w:rFonts w:hint="eastAsia"/>
-        </w:rPr>
-        <w:t>）与传统范式的相似性</w:t>
-      </w:r>
-    </w:p>
-    <w:p>
-      <w:pPr>
-        <w:ind w:firstLine="420"/>
-      </w:pPr>
-      <w:r>
-        <w:t>在科学史上，数据驱动的方法最相似于</w:t>
-      </w:r>
-      <w:r>
-        <w:rPr>
-          <w:b/>
-          <w:bCs/>
-        </w:rPr>
-        <w:t>经验主义（</w:t>
-      </w:r>
-      <w:r>
-        <w:rPr>
-          <w:b/>
-          <w:bCs/>
-        </w:rPr>
-        <w:t>Empiricism</w:t>
-      </w:r>
-      <w:r>
-        <w:rPr>
-          <w:b/>
-          <w:bCs/>
-        </w:rPr>
-        <w:t>）</w:t>
-      </w:r>
-      <w:r>
-        <w:t>和</w:t>
-      </w:r>
-      <w:r>
-        <w:rPr>
-          <w:b/>
-          <w:bCs/>
-        </w:rPr>
-        <w:t>归纳法（</w:t>
-      </w:r>
-      <w:r>
-        <w:rPr>
-          <w:b/>
-          <w:bCs/>
-        </w:rPr>
-        <w:t>Induction</w:t>
-      </w:r>
-      <w:r>
-        <w:rPr>
-          <w:b/>
-          <w:bCs/>
-        </w:rPr>
-        <w:t>）</w:t>
-      </w:r>
-      <w:r>
-        <w:t>的传统范式，尤其是</w:t>
-      </w:r>
-      <w:r>
-        <w:t>16-17</w:t>
-      </w:r>
-      <w:r>
-        <w:t>世纪近代科学诞生初期的</w:t>
-      </w:r>
-      <w:r>
-        <w:rPr>
-          <w:b/>
-          <w:bCs/>
-        </w:rPr>
-        <w:t>“</w:t>
-      </w:r>
-      <w:r>
-        <w:rPr>
-          <w:b/>
-          <w:bCs/>
-        </w:rPr>
-        <w:t>培根式科学</w:t>
-      </w:r>
-      <w:r>
-        <w:rPr>
-          <w:b/>
-          <w:bCs/>
-        </w:rPr>
-        <w:t>”</w:t>
-      </w:r>
-      <w:r>
-        <w:t>。</w:t>
-      </w:r>
-    </w:p>
-    <w:p>
-      <w:pPr>
-        <w:ind w:firstLine="420"/>
-        <w:rPr>
-          <w:rFonts w:hint="eastAsia"/>
-        </w:rPr>
-      </w:pPr>
-    </w:p>
-    <w:p>
-      <w:pPr>
-        <w:pStyle w:val="ae"/>
-        <w:keepNext/>
-        <w:ind w:firstLine="400"/>
-        <w:jc w:val="center"/>
-        <w:rPr>
-          <w:rFonts w:asciiTheme="majorEastAsia" w:eastAsiaTheme="majorEastAsia" w:hAnsiTheme="majorEastAsia" w:hint="eastAsia"/>
-        </w:rPr>
-      </w:pPr>
-      <w:r>
-        <w:rPr>
-          <w:rFonts w:asciiTheme="majorEastAsia" w:eastAsiaTheme="majorEastAsia" w:hAnsiTheme="majorEastAsia" w:hint="eastAsia"/>
-        </w:rPr>
-        <w:t xml:space="preserve">表 </w:t>
-      </w:r>
-      <w:r>
-        <w:rPr>
-          <w:rFonts w:asciiTheme="majorEastAsia" w:eastAsiaTheme="majorEastAsia" w:hAnsiTheme="majorEastAsia"/>
-        </w:rPr>
-        <w:fldChar w:fldCharType="begin"/>
-      </w:r>
-      <w:r>
-        <w:rPr>
-          <w:rFonts w:asciiTheme="majorEastAsia" w:eastAsiaTheme="majorEastAsia" w:hAnsiTheme="majorEastAsia"/>
-        </w:rPr>
-        <w:instrText xml:space="preserve"> </w:instrText>
-      </w:r>
-      <w:r>
-        <w:rPr>
-          <w:rFonts w:asciiTheme="majorEastAsia" w:eastAsiaTheme="majorEastAsia" w:hAnsiTheme="majorEastAsia" w:hint="eastAsia"/>
-        </w:rPr>
-        <w:instrText>SEQ 表 \* ARABIC</w:instrText>
-      </w:r>
-      <w:r>
-        <w:rPr>
-          <w:rFonts w:asciiTheme="majorEastAsia" w:eastAsiaTheme="majorEastAsia" w:hAnsiTheme="majorEastAsia"/>
-        </w:rPr>
-        <w:instrText xml:space="preserve"> </w:instrText>
-      </w:r>
-      <w:r>
-        <w:rPr>
-          <w:rFonts w:asciiTheme="majorEastAsia" w:eastAsiaTheme="majorEastAsia" w:hAnsiTheme="majorEastAsia"/>
-        </w:rPr>
-        <w:fldChar w:fldCharType="separate"/>
-      </w:r>
-      <w:r>
-        <w:rPr>
-          <w:rFonts w:asciiTheme="majorEastAsia" w:eastAsiaTheme="majorEastAsia" w:hAnsiTheme="majorEastAsia"/>
-        </w:rPr>
-        <w:t>2</w:t>
-      </w:r>
-      <w:r>
-        <w:rPr>
-          <w:rFonts w:asciiTheme="majorEastAsia" w:eastAsiaTheme="majorEastAsia" w:hAnsiTheme="majorEastAsia"/>
-        </w:rPr>
-        <w:fldChar w:fldCharType="end"/>
-      </w:r>
-      <w:r>
-        <w:rPr>
-          <w:rFonts w:asciiTheme="majorEastAsia" w:eastAsiaTheme="majorEastAsia" w:hAnsiTheme="majorEastAsia" w:hint="eastAsia"/>
-        </w:rPr>
-        <w:t xml:space="preserve"> 传统范式的核心特征及与数据驱动方法的相似点</w:t>
-      </w:r>
-    </w:p>
-    <w:tbl>
-      <w:tblPr>
-        <w:tblStyle w:val="af"/>
-        <w:tblW w:w="5000" w:type="pct"/>
-        <w:jc w:val="center"/>
-        <w:tblBorders>
-          <w:top w:val="none" w:sz="0" w:space="0" w:color="auto"/>
-          <w:left w:val="none" w:sz="0" w:space="0" w:color="auto"/>
-          <w:bottom w:val="none" w:sz="0" w:space="0" w:color="auto"/>
-          <w:right w:val="none" w:sz="0" w:space="0" w:color="auto"/>
-          <w:insideH w:val="none" w:sz="0" w:space="0" w:color="auto"/>
-          <w:insideV w:val="none" w:sz="0" w:space="0" w:color="auto"/>
-        </w:tblBorders>
-        <w:tblLook w:val="04A0" w:firstRow="1" w:lastRow="0" w:firstColumn="1" w:lastColumn="0" w:noHBand="0" w:noVBand="1"/>
-      </w:tblPr>
-      <w:tblGrid>
-        <w:gridCol w:w="1418"/>
-        <w:gridCol w:w="3386"/>
-        <w:gridCol w:w="3502"/>
-      </w:tblGrid>
-      <w:tr>
-        <w:trPr>
-          <w:jc w:val="center"/>
-        </w:trPr>
-        <w:tc>
-          <w:tcPr>
-            <w:tcW w:w="854" w:type="pct"/>
-            <w:tcBorders>
-              <w:top w:val="single" w:sz="12" w:space="0" w:color="auto"/>
-              <w:bottom w:val="single" w:sz="6" w:space="0" w:color="auto"/>
-            </w:tcBorders>
-            <w:vAlign w:val="center"/>
-            <w:hideMark/>
-          </w:tcPr>
-          <w:p>
-            <w:pPr>
-              <w:ind w:firstLineChars="0" w:firstLine="0"/>
-            </w:pPr>
-            <w:r>
-              <w:t>传统范式</w:t>
-            </w:r>
-          </w:p>
-        </w:tc>
-        <w:tc>
-          <w:tcPr>
-            <w:tcW w:w="2038" w:type="pct"/>
-            <w:tcBorders>
-              <w:top w:val="single" w:sz="12" w:space="0" w:color="auto"/>
-              <w:bottom w:val="single" w:sz="6" w:space="0" w:color="auto"/>
-            </w:tcBorders>
-            <w:vAlign w:val="center"/>
-            <w:hideMark/>
-          </w:tcPr>
-          <w:p>
-            <w:pPr>
-              <w:ind w:firstLineChars="0" w:firstLine="0"/>
-            </w:pPr>
-            <w:r>
-              <w:t>核心特征</w:t>
-            </w:r>
-          </w:p>
-        </w:tc>
-        <w:tc>
-          <w:tcPr>
-            <w:tcW w:w="2108" w:type="pct"/>
-            <w:tcBorders>
-              <w:top w:val="single" w:sz="12" w:space="0" w:color="auto"/>
-              <w:bottom w:val="single" w:sz="6" w:space="0" w:color="auto"/>
-            </w:tcBorders>
-            <w:vAlign w:val="center"/>
-            <w:hideMark/>
-          </w:tcPr>
-          <w:p>
-            <w:pPr>
-              <w:ind w:firstLineChars="0" w:firstLine="0"/>
-            </w:pPr>
-            <w:r>
-              <w:t>与数据驱动方法的相似点</w:t>
-            </w:r>
-          </w:p>
-        </w:tc>
-      </w:tr>
-      <w:tr>
-        <w:trPr>
-          <w:jc w:val="center"/>
-        </w:trPr>
-        <w:tc>
-          <w:tcPr>
-            <w:tcW w:w="854" w:type="pct"/>
-            <w:tcBorders>
-              <w:top w:val="single" w:sz="6" w:space="0" w:color="auto"/>
-            </w:tcBorders>
-            <w:vAlign w:val="center"/>
-            <w:hideMark/>
-          </w:tcPr>
-          <w:p>
-            <w:pPr>
-              <w:ind w:firstLineChars="0" w:firstLine="0"/>
-            </w:pPr>
-            <w:proofErr w:type="gramStart"/>
-            <w:r>
-              <w:rPr>
-                <w:b/>
-                <w:bCs/>
-              </w:rPr>
-              <w:t>培</w:t>
-            </w:r>
-            <w:proofErr w:type="gramEnd"/>
-            <w:r>
-              <w:rPr>
-                <w:b/>
-                <w:bCs/>
-              </w:rPr>
-              <w:t>根式归纳法</w:t>
-            </w:r>
-          </w:p>
-        </w:tc>
-        <w:tc>
-          <w:tcPr>
-            <w:tcW w:w="2038" w:type="pct"/>
-            <w:tcBorders>
-              <w:top w:val="single" w:sz="6" w:space="0" w:color="auto"/>
-            </w:tcBorders>
-            <w:vAlign w:val="center"/>
-            <w:hideMark/>
-          </w:tcPr>
-          <w:p>
-            <w:pPr>
-              <w:ind w:firstLineChars="0" w:firstLine="0"/>
-            </w:pPr>
-            <w:r>
-              <w:t>主张</w:t>
-            </w:r>
-            <w:r>
-              <w:t>“</w:t>
-            </w:r>
-            <w:r>
-              <w:t>从感官与特殊事物出发，通过大量收集事实、制作表格，逐步上升到公理</w:t>
-            </w:r>
-            <w:r>
-              <w:t>”</w:t>
-            </w:r>
-            <w:r>
-              <w:t>。</w:t>
-            </w:r>
-          </w:p>
-        </w:tc>
-        <w:tc>
-          <w:tcPr>
-            <w:tcW w:w="2108" w:type="pct"/>
-            <w:tcBorders>
-              <w:top w:val="single" w:sz="6" w:space="0" w:color="auto"/>
-            </w:tcBorders>
-            <w:vAlign w:val="center"/>
-            <w:hideMark/>
-          </w:tcPr>
-          <w:p>
-            <w:pPr>
-              <w:ind w:firstLineChars="0" w:firstLine="0"/>
-            </w:pPr>
-            <w:r>
-              <w:t>都强调</w:t>
-            </w:r>
-            <w:r>
-              <w:rPr>
-                <w:b/>
-                <w:bCs/>
-              </w:rPr>
-              <w:t>避免理论先入为主</w:t>
-            </w:r>
-            <w:r>
-              <w:t>，相信通过系统收集足够多的观察数据，真理会自动显现。</w:t>
-            </w:r>
-          </w:p>
-        </w:tc>
-      </w:tr>
-      <w:tr>
-        <w:trPr>
-          <w:jc w:val="center"/>
-        </w:trPr>
-        <w:tc>
-          <w:tcPr>
-            <w:tcW w:w="854" w:type="pct"/>
-            <w:tcBorders>
-              <w:bottom w:val="single" w:sz="12" w:space="0" w:color="auto"/>
-            </w:tcBorders>
-            <w:vAlign w:val="center"/>
-            <w:hideMark/>
-          </w:tcPr>
-          <w:p>
-            <w:pPr>
-              <w:ind w:firstLineChars="0" w:firstLine="0"/>
-            </w:pPr>
-            <w:r>
-              <w:rPr>
-                <w:b/>
-                <w:bCs/>
-              </w:rPr>
-              <w:t>博物学</w:t>
-            </w:r>
-            <w:r>
-              <w:rPr>
-                <w:b/>
-                <w:bCs/>
-              </w:rPr>
-              <w:t>/</w:t>
-            </w:r>
-            <w:r>
-              <w:rPr>
-                <w:b/>
-                <w:bCs/>
-              </w:rPr>
-              <w:t>自然志</w:t>
-            </w:r>
-          </w:p>
-        </w:tc>
-        <w:tc>
-          <w:tcPr>
-            <w:tcW w:w="2038" w:type="pct"/>
-            <w:tcBorders>
-              <w:bottom w:val="single" w:sz="12" w:space="0" w:color="auto"/>
-            </w:tcBorders>
-            <w:vAlign w:val="center"/>
-            <w:hideMark/>
-          </w:tcPr>
-          <w:p>
-            <w:pPr>
-              <w:ind w:firstLineChars="0" w:firstLine="0"/>
-            </w:pPr>
-            <w:r>
-              <w:t>18-19</w:t>
-            </w:r>
-            <w:r>
-              <w:t>世纪生物学、地质学中，通过大量采集标本、描述现象、分类来建立知识体系（如林</w:t>
-            </w:r>
-            <w:proofErr w:type="gramStart"/>
-            <w:r>
-              <w:t>奈</w:t>
-            </w:r>
-            <w:proofErr w:type="gramEnd"/>
-            <w:r>
-              <w:t>分类法）。</w:t>
-            </w:r>
-          </w:p>
-        </w:tc>
-        <w:tc>
-          <w:tcPr>
-            <w:tcW w:w="2108" w:type="pct"/>
-            <w:tcBorders>
-              <w:bottom w:val="single" w:sz="12" w:space="0" w:color="auto"/>
-            </w:tcBorders>
-            <w:vAlign w:val="center"/>
-            <w:hideMark/>
-          </w:tcPr>
-          <w:p>
-            <w:pPr>
-              <w:ind w:firstLineChars="0" w:firstLine="0"/>
-            </w:pPr>
-            <w:r>
-              <w:t>都依赖</w:t>
-            </w:r>
-            <w:r>
-              <w:rPr>
-                <w:b/>
-                <w:bCs/>
-              </w:rPr>
-              <w:t>大规模采集与分类</w:t>
-            </w:r>
-            <w:r>
-              <w:t>。现代数据驱动方法中的</w:t>
-            </w:r>
-            <w:r>
-              <w:t>“</w:t>
-            </w:r>
-            <w:r>
-              <w:t>聚类分析</w:t>
-            </w:r>
-            <w:r>
-              <w:t>”</w:t>
-            </w:r>
-            <w:r>
-              <w:t>在逻辑上类似于对物种进行形态分类。</w:t>
-            </w:r>
-          </w:p>
-        </w:tc>
-      </w:tr>
-    </w:tbl>
-    <w:p>
-      <w:pPr>
-        <w:ind w:firstLine="420"/>
-        <w:rPr>
-          <w:rFonts w:hint="eastAsia"/>
-        </w:rPr>
-      </w:pPr>
+        <w:ind w:firstLineChars="0" w:firstLine="0"/>
+        <w:rPr>
+          <w:rFonts w:hint="eastAsia"/>
+        </w:rPr>
+      </w:pPr>
+      <w:r>
+        <w:rPr>
+          <w:rFonts w:hint="eastAsia"/>
+        </w:rPr>
+        <w:t>2)</w:t>
+      </w:r>
+      <w:r>
+        <w:rPr>
+          <w:rFonts w:hint="eastAsia"/>
+        </w:rPr>
+        <w:tab/>
+      </w:r>
+      <w:r>
+        <w:rPr>
+          <w:rFonts w:hint="eastAsia"/>
+        </w:rPr>
+        <w:t>与传统的统计分析相比，数据驱动在很多方法上与其是同源的。例如，数据驱动采用的朴素贝叶斯分类就是统计理论的发展和延伸。再如，常用于数据驱动的主成分分析和回归分析也属于统计学范畴。但数据驱动与传统数据分析存在本质上的区别，传统数据分析需要对数据分布和变量间的关系做假设，确定用什么样的概率函数来描述变量间的关系，然后建立参数模型，并依据统计推断，确定模型的合理性，而数据驱动并不需要对数据做任何假设，而是侧重利用机器学习方法，自动寻找变量间的关系。因此，对于海量数据，数据驱动具有更加强大、更灵活、更高效的特点。</w:t>
+      </w:r>
     </w:p>
     <w:sectPr>
+      <w:headerReference w:type="even" r:id="rId8"/>
+      <w:headerReference w:type="default" r:id="rId9"/>
+      <w:footerReference w:type="even" r:id="rId10"/>
+      <w:footerReference w:type="default" r:id="rId11"/>
+      <w:headerReference w:type="first" r:id="rId12"/>
+      <w:footerReference w:type="first" r:id="rId13"/>
       <w:pgSz w:w="11906" w:h="16838"/>
       <w:pgMar w:top="1440" w:right="1800" w:bottom="1440" w:left="1800" w:header="851" w:footer="992" w:gutter="0"/>
       <w:cols w:space="425"/>
@@ -2135,6 +1621,122 @@
     </w:sectPr>
   </w:body>
 </w:document>
+</file>
+
+<file path=word/endnotes.xml><?xml version="1.0" encoding="utf-8"?>
+<w:endnotes xmlns:wpc="http://schemas.microsoft.com/office/word/2010/wordprocessingCanvas" xmlns:cx="http://schemas.microsoft.com/office/drawing/2014/chartex" xmlns:cx1="http://schemas.microsoft.com/office/drawing/2015/9/8/chartex" xmlns:cx2="http://schemas.microsoft.com/office/drawing/2015/10/21/chartex" xmlns:cx3="http://schemas.microsoft.com/office/drawing/2016/5/9/chartex" xmlns:cx4="http://schemas.microsoft.com/office/drawing/2016/5/10/chartex" xmlns:cx5="http://schemas.microsoft.com/office/drawing/2016/5/11/chartex" xmlns:cx6="http://schemas.microsoft.com/office/drawing/2016/5/12/chartex" xmlns:cx7="http://schemas.microsoft.com/office/drawing/2016/5/13/chartex" xmlns:cx8="http://schemas.microsoft.com/office/drawing/2016/5/14/chartex" xmlns:mc="http://schemas.openxmlformats.org/markup-compatibility/2006" xmlns:aink="http://schemas.microsoft.com/office/drawing/2016/ink" xmlns:am3d="http://schemas.microsoft.com/office/drawing/2017/model3d" xmlns:o="urn:schemas-microsoft-com:office:office" xmlns:oel="http://schemas.microsoft.com/office/2019/extlst" xmlns:r="http://schemas.openxmlformats.org/officeDocument/2006/relationships" xmlns:m="http://schemas.openxmlformats.org/officeDocument/2006/math" xmlns:v="urn:schemas-microsoft-com:vml" xmlns:wp14="http://schemas.microsoft.com/office/word/2010/wordprocessingDrawing" xmlns:wp="http://schemas.openxmlformats.org/drawingml/2006/wordprocessingDrawing" xmlns:w10="urn:schemas-microsoft-com:office:word" xmlns:w="http://schemas.openxmlformats.org/wordprocessingml/2006/main" xmlns:w14="http://schemas.microsoft.com/office/word/2010/wordml" xmlns:w15="http://schemas.microsoft.com/office/word/2012/wordml" xmlns:w16cex="http://schemas.microsoft.com/office/word/2018/wordml/cex" xmlns:w16cid="http://schemas.microsoft.com/office/word/2016/wordml/cid" xmlns:w16="http://schemas.microsoft.com/office/word/2018/wordml" xmlns:w16sdtdh="http://schemas.microsoft.com/office/word/2020/wordml/sdtdatahash" xmlns:w16se="http://schemas.microsoft.com/office/word/2015/wordml/symex" xmlns:wpg="http://schemas.microsoft.com/office/word/2010/wordprocessingGroup" xmlns:wpi="http://schemas.microsoft.com/office/word/2010/wordprocessingInk" xmlns:wne="http://schemas.microsoft.com/office/word/2006/wordml" xmlns:wps="http://schemas.microsoft.com/office/word/2010/wordprocessingShape" mc:Ignorable="w14 w15 w16se w16cid w16 w16cex w16sdtdh wp14">
+  <w:endnote w:type="separator" w:id="-1">
+    <w:p>
+      <w:pPr>
+        <w:ind w:firstLine="420"/>
+      </w:pPr>
+      <w:r>
+        <w:separator/>
+      </w:r>
+    </w:p>
+  </w:endnote>
+  <w:endnote w:type="continuationSeparator" w:id="0">
+    <w:p>
+      <w:pPr>
+        <w:ind w:firstLine="420"/>
+      </w:pPr>
+      <w:r>
+        <w:continuationSeparator/>
+      </w:r>
+    </w:p>
+  </w:endnote>
+</w:endnotes>
+</file>
+
+<file path=word/footer1.xml><?xml version="1.0" encoding="utf-8"?>
+<w:ftr xmlns:wpc="http://schemas.microsoft.com/office/word/2010/wordprocessingCanvas" xmlns:cx="http://schemas.microsoft.com/office/drawing/2014/chartex" xmlns:cx1="http://schemas.microsoft.com/office/drawing/2015/9/8/chartex" xmlns:cx2="http://schemas.microsoft.com/office/drawing/2015/10/21/chartex" xmlns:cx3="http://schemas.microsoft.com/office/drawing/2016/5/9/chartex" xmlns:cx4="http://schemas.microsoft.com/office/drawing/2016/5/10/chartex" xmlns:cx5="http://schemas.microsoft.com/office/drawing/2016/5/11/chartex" xmlns:cx6="http://schemas.microsoft.com/office/drawing/2016/5/12/chartex" xmlns:cx7="http://schemas.microsoft.com/office/drawing/2016/5/13/chartex" xmlns:cx8="http://schemas.microsoft.com/office/drawing/2016/5/14/chartex" xmlns:mc="http://schemas.openxmlformats.org/markup-compatibility/2006" xmlns:aink="http://schemas.microsoft.com/office/drawing/2016/ink" xmlns:am3d="http://schemas.microsoft.com/office/drawing/2017/model3d" xmlns:o="urn:schemas-microsoft-com:office:office" xmlns:oel="http://schemas.microsoft.com/office/2019/extlst" xmlns:r="http://schemas.openxmlformats.org/officeDocument/2006/relationships" xmlns:m="http://schemas.openxmlformats.org/officeDocument/2006/math" xmlns:v="urn:schemas-microsoft-com:vml" xmlns:wp14="http://schemas.microsoft.com/office/word/2010/wordprocessingDrawing" xmlns:wp="http://schemas.openxmlformats.org/drawingml/2006/wordprocessingDrawing" xmlns:w10="urn:schemas-microsoft-com:office:word" xmlns:w="http://schemas.openxmlformats.org/wordprocessingml/2006/main" xmlns:w14="http://schemas.microsoft.com/office/word/2010/wordml" xmlns:w15="http://schemas.microsoft.com/office/word/2012/wordml" xmlns:w16cex="http://schemas.microsoft.com/office/word/2018/wordml/cex" xmlns:w16cid="http://schemas.microsoft.com/office/word/2016/wordml/cid" xmlns:w16="http://schemas.microsoft.com/office/word/2018/wordml" xmlns:w16sdtdh="http://schemas.microsoft.com/office/word/2020/wordml/sdtdatahash" xmlns:w16se="http://schemas.microsoft.com/office/word/2015/wordml/symex" xmlns:wpg="http://schemas.microsoft.com/office/word/2010/wordprocessingGroup" xmlns:wpi="http://schemas.microsoft.com/office/word/2010/wordprocessingInk" xmlns:wne="http://schemas.microsoft.com/office/word/2006/wordml" xmlns:wps="http://schemas.microsoft.com/office/word/2010/wordprocessingShape" mc:Ignorable="w14 w15 w16se w16cid w16 w16cex w16sdtdh wp14">
+  <w:p>
+    <w:pPr>
+      <w:pStyle w:val="af2"/>
+      <w:ind w:firstLine="360"/>
+    </w:pPr>
+  </w:p>
+</w:ftr>
+</file>
+
+<file path=word/footer2.xml><?xml version="1.0" encoding="utf-8"?>
+<w:ftr xmlns:wpc="http://schemas.microsoft.com/office/word/2010/wordprocessingCanvas" xmlns:cx="http://schemas.microsoft.com/office/drawing/2014/chartex" xmlns:cx1="http://schemas.microsoft.com/office/drawing/2015/9/8/chartex" xmlns:cx2="http://schemas.microsoft.com/office/drawing/2015/10/21/chartex" xmlns:cx3="http://schemas.microsoft.com/office/drawing/2016/5/9/chartex" xmlns:cx4="http://schemas.microsoft.com/office/drawing/2016/5/10/chartex" xmlns:cx5="http://schemas.microsoft.com/office/drawing/2016/5/11/chartex" xmlns:cx6="http://schemas.microsoft.com/office/drawing/2016/5/12/chartex" xmlns:cx7="http://schemas.microsoft.com/office/drawing/2016/5/13/chartex" xmlns:cx8="http://schemas.microsoft.com/office/drawing/2016/5/14/chartex" xmlns:mc="http://schemas.openxmlformats.org/markup-compatibility/2006" xmlns:aink="http://schemas.microsoft.com/office/drawing/2016/ink" xmlns:am3d="http://schemas.microsoft.com/office/drawing/2017/model3d" xmlns:o="urn:schemas-microsoft-com:office:office" xmlns:oel="http://schemas.microsoft.com/office/2019/extlst" xmlns:r="http://schemas.openxmlformats.org/officeDocument/2006/relationships" xmlns:m="http://schemas.openxmlformats.org/officeDocument/2006/math" xmlns:v="urn:schemas-microsoft-com:vml" xmlns:wp14="http://schemas.microsoft.com/office/word/2010/wordprocessingDrawing" xmlns:wp="http://schemas.openxmlformats.org/drawingml/2006/wordprocessingDrawing" xmlns:w10="urn:schemas-microsoft-com:office:word" xmlns:w="http://schemas.openxmlformats.org/wordprocessingml/2006/main" xmlns:w14="http://schemas.microsoft.com/office/word/2010/wordml" xmlns:w15="http://schemas.microsoft.com/office/word/2012/wordml" xmlns:w16cex="http://schemas.microsoft.com/office/word/2018/wordml/cex" xmlns:w16cid="http://schemas.microsoft.com/office/word/2016/wordml/cid" xmlns:w16="http://schemas.microsoft.com/office/word/2018/wordml" xmlns:w16sdtdh="http://schemas.microsoft.com/office/word/2020/wordml/sdtdatahash" xmlns:w16se="http://schemas.microsoft.com/office/word/2015/wordml/symex" xmlns:wpg="http://schemas.microsoft.com/office/word/2010/wordprocessingGroup" xmlns:wpi="http://schemas.microsoft.com/office/word/2010/wordprocessingInk" xmlns:wne="http://schemas.microsoft.com/office/word/2006/wordml" xmlns:wps="http://schemas.microsoft.com/office/word/2010/wordprocessingShape" mc:Ignorable="w14 w15 w16se w16cid w16 w16cex w16sdtdh wp14">
+  <w:p>
+    <w:pPr>
+      <w:pStyle w:val="af2"/>
+      <w:ind w:firstLine="360"/>
+    </w:pPr>
+  </w:p>
+</w:ftr>
+</file>
+
+<file path=word/footer3.xml><?xml version="1.0" encoding="utf-8"?>
+<w:ftr xmlns:wpc="http://schemas.microsoft.com/office/word/2010/wordprocessingCanvas" xmlns:cx="http://schemas.microsoft.com/office/drawing/2014/chartex" xmlns:cx1="http://schemas.microsoft.com/office/drawing/2015/9/8/chartex" xmlns:cx2="http://schemas.microsoft.com/office/drawing/2015/10/21/chartex" xmlns:cx3="http://schemas.microsoft.com/office/drawing/2016/5/9/chartex" xmlns:cx4="http://schemas.microsoft.com/office/drawing/2016/5/10/chartex" xmlns:cx5="http://schemas.microsoft.com/office/drawing/2016/5/11/chartex" xmlns:cx6="http://schemas.microsoft.com/office/drawing/2016/5/12/chartex" xmlns:cx7="http://schemas.microsoft.com/office/drawing/2016/5/13/chartex" xmlns:cx8="http://schemas.microsoft.com/office/drawing/2016/5/14/chartex" xmlns:mc="http://schemas.openxmlformats.org/markup-compatibility/2006" xmlns:aink="http://schemas.microsoft.com/office/drawing/2016/ink" xmlns:am3d="http://schemas.microsoft.com/office/drawing/2017/model3d" xmlns:o="urn:schemas-microsoft-com:office:office" xmlns:oel="http://schemas.microsoft.com/office/2019/extlst" xmlns:r="http://schemas.openxmlformats.org/officeDocument/2006/relationships" xmlns:m="http://schemas.openxmlformats.org/officeDocument/2006/math" xmlns:v="urn:schemas-microsoft-com:vml" xmlns:wp14="http://schemas.microsoft.com/office/word/2010/wordprocessingDrawing" xmlns:wp="http://schemas.openxmlformats.org/drawingml/2006/wordprocessingDrawing" xmlns:w10="urn:schemas-microsoft-com:office:word" xmlns:w="http://schemas.openxmlformats.org/wordprocessingml/2006/main" xmlns:w14="http://schemas.microsoft.com/office/word/2010/wordml" xmlns:w15="http://schemas.microsoft.com/office/word/2012/wordml" xmlns:w16cex="http://schemas.microsoft.com/office/word/2018/wordml/cex" xmlns:w16cid="http://schemas.microsoft.com/office/word/2016/wordml/cid" xmlns:w16="http://schemas.microsoft.com/office/word/2018/wordml" xmlns:w16sdtdh="http://schemas.microsoft.com/office/word/2020/wordml/sdtdatahash" xmlns:w16se="http://schemas.microsoft.com/office/word/2015/wordml/symex" xmlns:wpg="http://schemas.microsoft.com/office/word/2010/wordprocessingGroup" xmlns:wpi="http://schemas.microsoft.com/office/word/2010/wordprocessingInk" xmlns:wne="http://schemas.microsoft.com/office/word/2006/wordml" xmlns:wps="http://schemas.microsoft.com/office/word/2010/wordprocessingShape" mc:Ignorable="w14 w15 w16se w16cid w16 w16cex w16sdtdh wp14">
+  <w:p>
+    <w:pPr>
+      <w:pStyle w:val="af2"/>
+      <w:ind w:firstLine="360"/>
+    </w:pPr>
+  </w:p>
+</w:ftr>
+</file>
+
+<file path=word/footnotes.xml><?xml version="1.0" encoding="utf-8"?>
+<w:footnotes xmlns:wpc="http://schemas.microsoft.com/office/word/2010/wordprocessingCanvas" xmlns:cx="http://schemas.microsoft.com/office/drawing/2014/chartex" xmlns:cx1="http://schemas.microsoft.com/office/drawing/2015/9/8/chartex" xmlns:cx2="http://schemas.microsoft.com/office/drawing/2015/10/21/chartex" xmlns:cx3="http://schemas.microsoft.com/office/drawing/2016/5/9/chartex" xmlns:cx4="http://schemas.microsoft.com/office/drawing/2016/5/10/chartex" xmlns:cx5="http://schemas.microsoft.com/office/drawing/2016/5/11/chartex" xmlns:cx6="http://schemas.microsoft.com/office/drawing/2016/5/12/chartex" xmlns:cx7="http://schemas.microsoft.com/office/drawing/2016/5/13/chartex" xmlns:cx8="http://schemas.microsoft.com/office/drawing/2016/5/14/chartex" xmlns:mc="http://schemas.openxmlformats.org/markup-compatibility/2006" xmlns:aink="http://schemas.microsoft.com/office/drawing/2016/ink" xmlns:am3d="http://schemas.microsoft.com/office/drawing/2017/model3d" xmlns:o="urn:schemas-microsoft-com:office:office" xmlns:oel="http://schemas.microsoft.com/office/2019/extlst" xmlns:r="http://schemas.openxmlformats.org/officeDocument/2006/relationships" xmlns:m="http://schemas.openxmlformats.org/officeDocument/2006/math" xmlns:v="urn:schemas-microsoft-com:vml" xmlns:wp14="http://schemas.microsoft.com/office/word/2010/wordprocessingDrawing" xmlns:wp="http://schemas.openxmlformats.org/drawingml/2006/wordprocessingDrawing" xmlns:w10="urn:schemas-microsoft-com:office:word" xmlns:w="http://schemas.openxmlformats.org/wordprocessingml/2006/main" xmlns:w14="http://schemas.microsoft.com/office/word/2010/wordml" xmlns:w15="http://schemas.microsoft.com/office/word/2012/wordml" xmlns:w16cex="http://schemas.microsoft.com/office/word/2018/wordml/cex" xmlns:w16cid="http://schemas.microsoft.com/office/word/2016/wordml/cid" xmlns:w16="http://schemas.microsoft.com/office/word/2018/wordml" xmlns:w16sdtdh="http://schemas.microsoft.com/office/word/2020/wordml/sdtdatahash" xmlns:w16se="http://schemas.microsoft.com/office/word/2015/wordml/symex" xmlns:wpg="http://schemas.microsoft.com/office/word/2010/wordprocessingGroup" xmlns:wpi="http://schemas.microsoft.com/office/word/2010/wordprocessingInk" xmlns:wne="http://schemas.microsoft.com/office/word/2006/wordml" xmlns:wps="http://schemas.microsoft.com/office/word/2010/wordprocessingShape" mc:Ignorable="w14 w15 w16se w16cid w16 w16cex w16sdtdh wp14">
+  <w:footnote w:type="separator" w:id="-1">
+    <w:p>
+      <w:pPr>
+        <w:ind w:firstLine="420"/>
+      </w:pPr>
+      <w:r>
+        <w:separator/>
+      </w:r>
+    </w:p>
+  </w:footnote>
+  <w:footnote w:type="continuationSeparator" w:id="0">
+    <w:p>
+      <w:pPr>
+        <w:ind w:firstLine="420"/>
+      </w:pPr>
+      <w:r>
+        <w:continuationSeparator/>
+      </w:r>
+    </w:p>
+  </w:footnote>
+</w:footnotes>
+</file>
+
+<file path=word/header1.xml><?xml version="1.0" encoding="utf-8"?>
+<w:hdr xmlns:wpc="http://schemas.microsoft.com/office/word/2010/wordprocessingCanvas" xmlns:cx="http://schemas.microsoft.com/office/drawing/2014/chartex" xmlns:cx1="http://schemas.microsoft.com/office/drawing/2015/9/8/chartex" xmlns:cx2="http://schemas.microsoft.com/office/drawing/2015/10/21/chartex" xmlns:cx3="http://schemas.microsoft.com/office/drawing/2016/5/9/chartex" xmlns:cx4="http://schemas.microsoft.com/office/drawing/2016/5/10/chartex" xmlns:cx5="http://schemas.microsoft.com/office/drawing/2016/5/11/chartex" xmlns:cx6="http://schemas.microsoft.com/office/drawing/2016/5/12/chartex" xmlns:cx7="http://schemas.microsoft.com/office/drawing/2016/5/13/chartex" xmlns:cx8="http://schemas.microsoft.com/office/drawing/2016/5/14/chartex" xmlns:mc="http://schemas.openxmlformats.org/markup-compatibility/2006" xmlns:aink="http://schemas.microsoft.com/office/drawing/2016/ink" xmlns:am3d="http://schemas.microsoft.com/office/drawing/2017/model3d" xmlns:o="urn:schemas-microsoft-com:office:office" xmlns:oel="http://schemas.microsoft.com/office/2019/extlst" xmlns:r="http://schemas.openxmlformats.org/officeDocument/2006/relationships" xmlns:m="http://schemas.openxmlformats.org/officeDocument/2006/math" xmlns:v="urn:schemas-microsoft-com:vml" xmlns:wp14="http://schemas.microsoft.com/office/word/2010/wordprocessingDrawing" xmlns:wp="http://schemas.openxmlformats.org/drawingml/2006/wordprocessingDrawing" xmlns:w10="urn:schemas-microsoft-com:office:word" xmlns:w="http://schemas.openxmlformats.org/wordprocessingml/2006/main" xmlns:w14="http://schemas.microsoft.com/office/word/2010/wordml" xmlns:w15="http://schemas.microsoft.com/office/word/2012/wordml" xmlns:w16cex="http://schemas.microsoft.com/office/word/2018/wordml/cex" xmlns:w16cid="http://schemas.microsoft.com/office/word/2016/wordml/cid" xmlns:w16="http://schemas.microsoft.com/office/word/2018/wordml" xmlns:w16sdtdh="http://schemas.microsoft.com/office/word/2020/wordml/sdtdatahash" xmlns:w16se="http://schemas.microsoft.com/office/word/2015/wordml/symex" xmlns:wpg="http://schemas.microsoft.com/office/word/2010/wordprocessingGroup" xmlns:wpi="http://schemas.microsoft.com/office/word/2010/wordprocessingInk" xmlns:wne="http://schemas.microsoft.com/office/word/2006/wordml" xmlns:wps="http://schemas.microsoft.com/office/word/2010/wordprocessingShape" mc:Ignorable="w14 w15 w16se w16cid w16 w16cex w16sdtdh wp14">
+  <w:p>
+    <w:pPr>
+      <w:pStyle w:val="af0"/>
+      <w:ind w:firstLine="360"/>
+    </w:pPr>
+  </w:p>
+</w:hdr>
+</file>
+
+<file path=word/header2.xml><?xml version="1.0" encoding="utf-8"?>
+<w:hdr xmlns:wpc="http://schemas.microsoft.com/office/word/2010/wordprocessingCanvas" xmlns:cx="http://schemas.microsoft.com/office/drawing/2014/chartex" xmlns:cx1="http://schemas.microsoft.com/office/drawing/2015/9/8/chartex" xmlns:cx2="http://schemas.microsoft.com/office/drawing/2015/10/21/chartex" xmlns:cx3="http://schemas.microsoft.com/office/drawing/2016/5/9/chartex" xmlns:cx4="http://schemas.microsoft.com/office/drawing/2016/5/10/chartex" xmlns:cx5="http://schemas.microsoft.com/office/drawing/2016/5/11/chartex" xmlns:cx6="http://schemas.microsoft.com/office/drawing/2016/5/12/chartex" xmlns:cx7="http://schemas.microsoft.com/office/drawing/2016/5/13/chartex" xmlns:cx8="http://schemas.microsoft.com/office/drawing/2016/5/14/chartex" xmlns:mc="http://schemas.openxmlformats.org/markup-compatibility/2006" xmlns:aink="http://schemas.microsoft.com/office/drawing/2016/ink" xmlns:am3d="http://schemas.microsoft.com/office/drawing/2017/model3d" xmlns:o="urn:schemas-microsoft-com:office:office" xmlns:oel="http://schemas.microsoft.com/office/2019/extlst" xmlns:r="http://schemas.openxmlformats.org/officeDocument/2006/relationships" xmlns:m="http://schemas.openxmlformats.org/officeDocument/2006/math" xmlns:v="urn:schemas-microsoft-com:vml" xmlns:wp14="http://schemas.microsoft.com/office/word/2010/wordprocessingDrawing" xmlns:wp="http://schemas.openxmlformats.org/drawingml/2006/wordprocessingDrawing" xmlns:w10="urn:schemas-microsoft-com:office:word" xmlns:w="http://schemas.openxmlformats.org/wordprocessingml/2006/main" xmlns:w14="http://schemas.microsoft.com/office/word/2010/wordml" xmlns:w15="http://schemas.microsoft.com/office/word/2012/wordml" xmlns:w16cex="http://schemas.microsoft.com/office/word/2018/wordml/cex" xmlns:w16cid="http://schemas.microsoft.com/office/word/2016/wordml/cid" xmlns:w16="http://schemas.microsoft.com/office/word/2018/wordml" xmlns:w16sdtdh="http://schemas.microsoft.com/office/word/2020/wordml/sdtdatahash" xmlns:w16se="http://schemas.microsoft.com/office/word/2015/wordml/symex" xmlns:wpg="http://schemas.microsoft.com/office/word/2010/wordprocessingGroup" xmlns:wpi="http://schemas.microsoft.com/office/word/2010/wordprocessingInk" xmlns:wne="http://schemas.microsoft.com/office/word/2006/wordml" xmlns:wps="http://schemas.microsoft.com/office/word/2010/wordprocessingShape" mc:Ignorable="w14 w15 w16se w16cid w16 w16cex w16sdtdh wp14">
+  <w:p>
+    <w:pPr>
+      <w:pStyle w:val="af0"/>
+      <w:ind w:firstLine="360"/>
+    </w:pPr>
+  </w:p>
+</w:hdr>
+</file>
+
+<file path=word/header3.xml><?xml version="1.0" encoding="utf-8"?>
+<w:hdr xmlns:wpc="http://schemas.microsoft.com/office/word/2010/wordprocessingCanvas" xmlns:cx="http://schemas.microsoft.com/office/drawing/2014/chartex" xmlns:cx1="http://schemas.microsoft.com/office/drawing/2015/9/8/chartex" xmlns:cx2="http://schemas.microsoft.com/office/drawing/2015/10/21/chartex" xmlns:cx3="http://schemas.microsoft.com/office/drawing/2016/5/9/chartex" xmlns:cx4="http://schemas.microsoft.com/office/drawing/2016/5/10/chartex" xmlns:cx5="http://schemas.microsoft.com/office/drawing/2016/5/11/chartex" xmlns:cx6="http://schemas.microsoft.com/office/drawing/2016/5/12/chartex" xmlns:cx7="http://schemas.microsoft.com/office/drawing/2016/5/13/chartex" xmlns:cx8="http://schemas.microsoft.com/office/drawing/2016/5/14/chartex" xmlns:mc="http://schemas.openxmlformats.org/markup-compatibility/2006" xmlns:aink="http://schemas.microsoft.com/office/drawing/2016/ink" xmlns:am3d="http://schemas.microsoft.com/office/drawing/2017/model3d" xmlns:o="urn:schemas-microsoft-com:office:office" xmlns:oel="http://schemas.microsoft.com/office/2019/extlst" xmlns:r="http://schemas.openxmlformats.org/officeDocument/2006/relationships" xmlns:m="http://schemas.openxmlformats.org/officeDocument/2006/math" xmlns:v="urn:schemas-microsoft-com:vml" xmlns:wp14="http://schemas.microsoft.com/office/word/2010/wordprocessingDrawing" xmlns:wp="http://schemas.openxmlformats.org/drawingml/2006/wordprocessingDrawing" xmlns:w10="urn:schemas-microsoft-com:office:word" xmlns:w="http://schemas.openxmlformats.org/wordprocessingml/2006/main" xmlns:w14="http://schemas.microsoft.com/office/word/2010/wordml" xmlns:w15="http://schemas.microsoft.com/office/word/2012/wordml" xmlns:w16cex="http://schemas.microsoft.com/office/word/2018/wordml/cex" xmlns:w16cid="http://schemas.microsoft.com/office/word/2016/wordml/cid" xmlns:w16="http://schemas.microsoft.com/office/word/2018/wordml" xmlns:w16sdtdh="http://schemas.microsoft.com/office/word/2020/wordml/sdtdatahash" xmlns:w16se="http://schemas.microsoft.com/office/word/2015/wordml/symex" xmlns:wpg="http://schemas.microsoft.com/office/word/2010/wordprocessingGroup" xmlns:wpi="http://schemas.microsoft.com/office/word/2010/wordprocessingInk" xmlns:wne="http://schemas.microsoft.com/office/word/2006/wordml" xmlns:wps="http://schemas.microsoft.com/office/word/2010/wordprocessingShape" mc:Ignorable="w14 w15 w16se w16cid w16 w16cex w16sdtdh wp14">
+  <w:p>
+    <w:pPr>
+      <w:pStyle w:val="af0"/>
+      <w:ind w:firstLine="360"/>
+    </w:pPr>
+  </w:p>
+</w:hdr>
 </file>
 
 <file path=word/numbering.xml><?xml version="1.0" encoding="utf-8"?>
@@ -2931,6 +2533,7 @@
   <w:style w:type="character" w:default="1" w:styleId="a0">
     <w:name w:val="Default Paragraph Font"/>
     <w:uiPriority w:val="1"/>
+    <w:semiHidden/>
     <w:unhideWhenUsed/>
   </w:style>
   <w:style w:type="table" w:default="1" w:styleId="a1">
@@ -3356,6 +2959,70 @@
         <w:insideV w:val="single" w:sz="4" w:space="0" w:color="BFBFBF" w:themeColor="background1" w:themeShade="BF"/>
       </w:tblBorders>
     </w:tblPr>
+  </w:style>
+  <w:style w:type="paragraph" w:styleId="af0">
+    <w:name w:val="header"/>
+    <w:basedOn w:val="a"/>
+    <w:link w:val="af1"/>
+    <w:uiPriority w:val="99"/>
+    <w:unhideWhenUsed/>
+    <w:rsid w:val="00787ED0"/>
+    <w:pPr>
+      <w:tabs>
+        <w:tab w:val="center" w:pos="4153"/>
+        <w:tab w:val="right" w:pos="8306"/>
+      </w:tabs>
+      <w:snapToGrid w:val="0"/>
+      <w:jc w:val="center"/>
+    </w:pPr>
+    <w:rPr>
+      <w:sz w:val="18"/>
+      <w:szCs w:val="18"/>
+    </w:rPr>
+  </w:style>
+  <w:style w:type="character" w:customStyle="1" w:styleId="af1">
+    <w:name w:val="页眉 字符"/>
+    <w:basedOn w:val="a0"/>
+    <w:link w:val="af0"/>
+    <w:uiPriority w:val="99"/>
+    <w:rsid w:val="00787ED0"/>
+    <w:rPr>
+      <w:rFonts w:ascii="Times New Roman" w:eastAsia="宋体" w:hAnsi="Times New Roman"/>
+      <w:sz w:val="18"/>
+      <w:szCs w:val="18"/>
+    </w:rPr>
+  </w:style>
+  <w:style w:type="paragraph" w:styleId="af2">
+    <w:name w:val="footer"/>
+    <w:basedOn w:val="a"/>
+    <w:link w:val="af3"/>
+    <w:uiPriority w:val="99"/>
+    <w:unhideWhenUsed/>
+    <w:rsid w:val="00787ED0"/>
+    <w:pPr>
+      <w:tabs>
+        <w:tab w:val="center" w:pos="4153"/>
+        <w:tab w:val="right" w:pos="8306"/>
+      </w:tabs>
+      <w:snapToGrid w:val="0"/>
+      <w:jc w:val="left"/>
+    </w:pPr>
+    <w:rPr>
+      <w:sz w:val="18"/>
+      <w:szCs w:val="18"/>
+    </w:rPr>
+  </w:style>
+  <w:style w:type="character" w:customStyle="1" w:styleId="af3">
+    <w:name w:val="页脚 字符"/>
+    <w:basedOn w:val="a0"/>
+    <w:link w:val="af2"/>
+    <w:uiPriority w:val="99"/>
+    <w:rsid w:val="00787ED0"/>
+    <w:rPr>
+      <w:rFonts w:ascii="Times New Roman" w:eastAsia="宋体" w:hAnsi="Times New Roman"/>
+      <w:sz w:val="18"/>
+      <w:szCs w:val="18"/>
+    </w:rPr>
   </w:style>
 </w:styles>
 </file>
